--- a/docs/review/packs/chapter-3.10.docx
+++ b/docs/review/packs/chapter-3.10.docx
@@ -285,7 +285,7 @@
           </w:tcPr>
           <w:p>
             <w:r>
-              <w:t>43</w:t>
+              <w:t>59</w:t>
             </w:r>
           </w:p>
         </w:tc>
@@ -3357,7 +3357,7 @@
           </w:tcPr>
           <w:p>
             <w:r>
-              <w:t>Expect a popliteus injury to remove an active restraint as well as a passive one.</w:t>
+              <w:t>Read an increase at 90 degrees as implicating the posterior cruciate.</w:t>
             </w:r>
           </w:p>
         </w:tc>
@@ -3413,7 +3413,7 @@
           </w:tcPr>
           <w:p>
             <w:r>
-              <w:t>frcs</w:t>
+              <w:t>mrcs</w:t>
             </w:r>
           </w:p>
         </w:tc>
@@ -3423,7 +3423,7 @@
           </w:tcPr>
           <w:p>
             <w:r>
-              <w:t>Treat external rotation laxity as the finding that defines the corner injury and drives the operation, and the two angle comparison as the finding that defines its company.</w:t>
+              <w:t>Expect a popliteus injury to remove an active restraint as well as a passive one.</w:t>
             </w:r>
           </w:p>
         </w:tc>
@@ -3459,7 +3459,7 @@
           </w:tcPr>
           <w:p>
             <w:r>
-              <w:t>3.10.3-P1</w:t>
+              <w:t>3.10.2-P3</w:t>
             </w:r>
           </w:p>
         </w:tc>
@@ -3469,7 +3469,7 @@
           </w:tcPr>
           <w:p>
             <w:r>
-              <w:t>3.10.3</w:t>
+              <w:t>3.10.2</w:t>
             </w:r>
           </w:p>
         </w:tc>
@@ -3489,7 +3489,7 @@
           </w:tcPr>
           <w:p>
             <w:r>
-              <w:t>Identify the avulsion site, since it affects whether repair is possible.</w:t>
+              <w:t>Accept that no routine instrument quantifies this laxity.</w:t>
             </w:r>
           </w:p>
         </w:tc>
@@ -3525,7 +3525,7 @@
           </w:tcPr>
           <w:p>
             <w:r>
-              <w:t>3.10.3-P2</w:t>
+              <w:t>3.10.2-P4</w:t>
             </w:r>
           </w:p>
         </w:tc>
@@ -3535,7 +3535,7 @@
           </w:tcPr>
           <w:p>
             <w:r>
-              <w:t>3.10.3</w:t>
+              <w:t>3.10.2</w:t>
             </w:r>
           </w:p>
         </w:tc>
@@ -3545,7 +3545,7 @@
           </w:tcPr>
           <w:p>
             <w:r>
-              <w:t>mrcs</w:t>
+              <w:t>frcs</w:t>
             </w:r>
           </w:p>
         </w:tc>
@@ -3555,7 +3555,7 @@
           </w:tcPr>
           <w:p>
             <w:r>
-              <w:t>Expect corner involvement alongside a significant injury.</w:t>
+              <w:t>Treat external rotation laxity as the finding that defines the corner injury and drives the operation, and the two angle comparison as the finding that defines its company.</w:t>
             </w:r>
           </w:p>
         </w:tc>
@@ -3591,7 +3591,7 @@
           </w:tcPr>
           <w:p>
             <w:r>
-              <w:t>3.10.3-P3</w:t>
+              <w:t>3.10.2-P5</w:t>
             </w:r>
           </w:p>
         </w:tc>
@@ -3601,7 +3601,7 @@
           </w:tcPr>
           <w:p>
             <w:r>
-              <w:t>3.10.3</w:t>
+              <w:t>3.10.2</w:t>
             </w:r>
           </w:p>
         </w:tc>
@@ -3611,7 +3611,7 @@
           </w:tcPr>
           <w:p>
             <w:r>
-              <w:t>mrcs</w:t>
+              <w:t>frcs</w:t>
             </w:r>
           </w:p>
         </w:tc>
@@ -3621,7 +3621,7 @@
           </w:tcPr>
           <w:p>
             <w:r>
-              <w:t>Place a reconstruction's femoral attachment proximal and posterior to the epicondyle.</w:t>
+              <w:t>Read the 30 and 90 degree comparison to establish what else is injured.</w:t>
             </w:r>
           </w:p>
         </w:tc>
@@ -3657,7 +3657,7 @@
           </w:tcPr>
           <w:p>
             <w:r>
-              <w:t>3.10.3-P4</w:t>
+              <w:t>3.10.2-P6</w:t>
             </w:r>
           </w:p>
         </w:tc>
@@ -3667,7 +3667,7 @@
           </w:tcPr>
           <w:p>
             <w:r>
-              <w:t>3.10.3</w:t>
+              <w:t>3.10.2</w:t>
             </w:r>
           </w:p>
         </w:tc>
@@ -3687,7 +3687,7 @@
           </w:tcPr>
           <w:p>
             <w:r>
-              <w:t>Treat this ligament as the easier half of a lateral reconstruction and the corner as the harder half.</w:t>
+              <w:t>Correct varus alignment where it would load a corner reconstruction.</w:t>
             </w:r>
           </w:p>
         </w:tc>
@@ -3723,7 +3723,7 @@
           </w:tcPr>
           <w:p>
             <w:r>
-              <w:t>3.10.3-P5</w:t>
+              <w:t>3.10.2-P7</w:t>
             </w:r>
           </w:p>
         </w:tc>
@@ -3733,7 +3733,7 @@
           </w:tcPr>
           <w:p>
             <w:r>
-              <w:t>3.10.3</w:t>
+              <w:t>3.10.2</w:t>
             </w:r>
           </w:p>
         </w:tc>
@@ -3753,7 +3753,7 @@
           </w:tcPr>
           <w:p>
             <w:r>
-              <w:t>Place the attachments anatomically, since they are identifiable here.</w:t>
+              <w:t>Accept that the rotatory component cannot be quantified clinically.</w:t>
             </w:r>
           </w:p>
         </w:tc>
@@ -3789,7 +3789,7 @@
           </w:tcPr>
           <w:p>
             <w:r>
-              <w:t>3.10.3-P6</w:t>
+              <w:t>3.10.3-P1</w:t>
             </w:r>
           </w:p>
         </w:tc>
@@ -3809,7 +3809,7 @@
           </w:tcPr>
           <w:p>
             <w:r>
-              <w:t>frcs</w:t>
+              <w:t>mrcs</w:t>
             </w:r>
           </w:p>
         </w:tc>
@@ -3819,7 +3819,7 @@
           </w:tcPr>
           <w:p>
             <w:r>
-              <w:t>Expect a chronic lateral laxity not to improve with time.</w:t>
+              <w:t>Identify the avulsion site, since it affects whether repair is possible.</w:t>
             </w:r>
           </w:p>
         </w:tc>
@@ -3855,7 +3855,7 @@
           </w:tcPr>
           <w:p>
             <w:r>
-              <w:t>3.10.4-P1</w:t>
+              <w:t>3.10.3-P2</w:t>
             </w:r>
           </w:p>
         </w:tc>
@@ -3865,7 +3865,7 @@
           </w:tcPr>
           <w:p>
             <w:r>
-              <w:t>3.10.4</w:t>
+              <w:t>3.10.3</w:t>
             </w:r>
           </w:p>
         </w:tc>
@@ -3885,7 +3885,7 @@
           </w:tcPr>
           <w:p>
             <w:r>
-              <w:t>Treat it as a complex and name the component when discussing injury or reconstruction.</w:t>
+              <w:t>Expect corner involvement alongside a significant injury.</w:t>
             </w:r>
           </w:p>
         </w:tc>
@@ -3921,7 +3921,7 @@
           </w:tcPr>
           <w:p>
             <w:r>
-              <w:t>3.10.4-P2</w:t>
+              <w:t>3.10.3-P3</w:t>
             </w:r>
           </w:p>
         </w:tc>
@@ -3931,7 +3931,7 @@
           </w:tcPr>
           <w:p>
             <w:r>
-              <w:t>3.10.4</w:t>
+              <w:t>3.10.3</w:t>
             </w:r>
           </w:p>
         </w:tc>
@@ -3951,7 +3951,7 @@
           </w:tcPr>
           <w:p>
             <w:r>
-              <w:t>Expect its loss to remove an active and a passive restraint in the same direction.</w:t>
+              <w:t>Place a reconstruction's femoral attachment proximal and posterior to the epicondyle.</w:t>
             </w:r>
           </w:p>
         </w:tc>
@@ -3987,7 +3987,7 @@
           </w:tcPr>
           <w:p>
             <w:r>
-              <w:t>3.10.4-P3</w:t>
+              <w:t>3.10.3-P4</w:t>
             </w:r>
           </w:p>
         </w:tc>
@@ -3997,7 +3997,7 @@
           </w:tcPr>
           <w:p>
             <w:r>
-              <w:t>3.10.4</w:t>
+              <w:t>3.10.3</w:t>
             </w:r>
           </w:p>
         </w:tc>
@@ -4017,7 +4017,7 @@
           </w:tcPr>
           <w:p>
             <w:r>
-              <w:t>Treat the complex as the structure that makes anatomic corner reconstruction a three component operation: the lateral collateral, the popliteus tendon and the popliteofibular ligament.</w:t>
+              <w:t>Treat this ligament as the easier half of a lateral reconstruction and the corner as the harder half.</w:t>
             </w:r>
           </w:p>
         </w:tc>
@@ -4053,7 +4053,7 @@
           </w:tcPr>
           <w:p>
             <w:r>
-              <w:t>3.10.5-P1</w:t>
+              <w:t>3.10.3-P5</w:t>
             </w:r>
           </w:p>
         </w:tc>
@@ -4063,7 +4063,7 @@
           </w:tcPr>
           <w:p>
             <w:r>
-              <w:t>3.10.5</w:t>
+              <w:t>3.10.3</w:t>
             </w:r>
           </w:p>
         </w:tc>
@@ -4073,7 +4073,7 @@
           </w:tcPr>
           <w:p>
             <w:r>
-              <w:t>mrcs</w:t>
+              <w:t>frcs</w:t>
             </w:r>
           </w:p>
         </w:tc>
@@ -4083,7 +4083,7 @@
           </w:tcPr>
           <w:p>
             <w:r>
-              <w:t>Expect inconsistent demonstration on magnetic resonance imaging.</w:t>
+              <w:t>Place the attachments anatomically, since they are identifiable here.</w:t>
             </w:r>
           </w:p>
         </w:tc>
@@ -4119,7 +4119,7 @@
           </w:tcPr>
           <w:p>
             <w:r>
-              <w:t>3.10.5-P2</w:t>
+              <w:t>3.10.3-P6</w:t>
             </w:r>
           </w:p>
         </w:tc>
@@ -4129,7 +4129,7 @@
           </w:tcPr>
           <w:p>
             <w:r>
-              <w:t>3.10.5</w:t>
+              <w:t>3.10.3</w:t>
             </w:r>
           </w:p>
         </w:tc>
@@ -4149,7 +4149,7 @@
           </w:tcPr>
           <w:p>
             <w:r>
-              <w:t>Treat this ligament as the component whose reconstruction distinguishes an anatomic corner procedure from a tenodesis, and treat the fibular head as the crowded and fragile part of the operation.</w:t>
+              <w:t>Correct varus alignment where it would load the construct.</w:t>
             </w:r>
           </w:p>
         </w:tc>
@@ -4185,7 +4185,7 @@
           </w:tcPr>
           <w:p>
             <w:r>
-              <w:t>3.10.5-P3</w:t>
+              <w:t>3.10.3-P7</w:t>
             </w:r>
           </w:p>
         </w:tc>
@@ -4195,7 +4195,7 @@
           </w:tcPr>
           <w:p>
             <w:r>
-              <w:t>3.10.5</w:t>
+              <w:t>3.10.3</w:t>
             </w:r>
           </w:p>
         </w:tc>
@@ -4215,7 +4215,7 @@
           </w:tcPr>
           <w:p>
             <w:r>
-              <w:t>Plan fibular fixation around the crowding and the bone quality.</w:t>
+              <w:t>Expect a chronic lateral laxity not to improve with time.</w:t>
             </w:r>
           </w:p>
         </w:tc>
@@ -4251,7 +4251,7 @@
           </w:tcPr>
           <w:p>
             <w:r>
-              <w:t>3.10.6-P1</w:t>
+              <w:t>3.10.4-P1</w:t>
             </w:r>
           </w:p>
         </w:tc>
@@ -4261,7 +4261,7 @@
           </w:tcPr>
           <w:p>
             <w:r>
-              <w:t>3.10.6</w:t>
+              <w:t>3.10.4</w:t>
             </w:r>
           </w:p>
         </w:tc>
@@ -4281,7 +4281,7 @@
           </w:tcPr>
           <w:p>
             <w:r>
-              <w:t>Assess varus, external rotation and posterior laxity together when a corner injury is suspected.</w:t>
+              <w:t>Treat it as a complex and name the component when discussing injury or reconstruction.</w:t>
             </w:r>
           </w:p>
         </w:tc>
@@ -4317,7 +4317,7 @@
           </w:tcPr>
           <w:p>
             <w:r>
-              <w:t>3.10.6-P2</w:t>
+              <w:t>3.10.4-P2</w:t>
             </w:r>
           </w:p>
         </w:tc>
@@ -4327,7 +4327,7 @@
           </w:tcPr>
           <w:p>
             <w:r>
-              <w:t>3.10.6</w:t>
+              <w:t>3.10.4</w:t>
             </w:r>
           </w:p>
         </w:tc>
@@ -4347,7 +4347,7 @@
           </w:tcPr>
           <w:p>
             <w:r>
-              <w:t>Examine under anaesthetic, since the findings are subtle and the imaging inconsistent.</w:t>
+              <w:t>Expect its loss to remove an active and a passive restraint in the same direction.</w:t>
             </w:r>
           </w:p>
         </w:tc>
@@ -4383,7 +4383,7 @@
           </w:tcPr>
           <w:p>
             <w:r>
-              <w:t>3.10.6-P3</w:t>
+              <w:t>3.10.4-P3</w:t>
             </w:r>
           </w:p>
         </w:tc>
@@ -4393,7 +4393,7 @@
           </w:tcPr>
           <w:p>
             <w:r>
-              <w:t>3.10.6</w:t>
+              <w:t>3.10.4</w:t>
             </w:r>
           </w:p>
         </w:tc>
@@ -4413,7 +4413,7 @@
           </w:tcPr>
           <w:p>
             <w:r>
-              <w:t>Expect apportionment within the corner to be less settled than between corner and cruciate.</w:t>
+              <w:t>Read apportionment variation as reflecting different sectioning of the complex.</w:t>
             </w:r>
           </w:p>
         </w:tc>
@@ -4449,7 +4449,7 @@
           </w:tcPr>
           <w:p>
             <w:r>
-              <w:t>3.10.6-P4</w:t>
+              <w:t>3.10.4-P4</w:t>
             </w:r>
           </w:p>
         </w:tc>
@@ -4459,7 +4459,7 @@
           </w:tcPr>
           <w:p>
             <w:r>
-              <w:t>3.10.6</w:t>
+              <w:t>3.10.4</w:t>
             </w:r>
           </w:p>
         </w:tc>
@@ -4479,7 +4479,7 @@
           </w:tcPr>
           <w:p>
             <w:r>
-              <w:t>Treat the corner as the structure whose assessment belongs in every cruciate operation.</w:t>
+              <w:t>Treat the complex as the structure that makes anatomic corner reconstruction a three component operation: the lateral collateral, the popliteus tendon and the popliteofibular ligament.</w:t>
             </w:r>
           </w:p>
         </w:tc>
@@ -4515,7 +4515,7 @@
           </w:tcPr>
           <w:p>
             <w:r>
-              <w:t>3.10.6-P5</w:t>
+              <w:t>3.10.4-P5</w:t>
             </w:r>
           </w:p>
         </w:tc>
@@ -4525,7 +4525,7 @@
           </w:tcPr>
           <w:p>
             <w:r>
-              <w:t>3.10.6</w:t>
+              <w:t>3.10.4</w:t>
             </w:r>
           </w:p>
         </w:tc>
@@ -4545,7 +4545,7 @@
           </w:tcPr>
           <w:p>
             <w:r>
-              <w:t>Assess the corner under anaesthetic in every cruciate reconstruction.</w:t>
+              <w:t>State that the muscle's active roles are not restored by a graft.</w:t>
             </w:r>
           </w:p>
         </w:tc>
@@ -4581,7 +4581,7 @@
           </w:tcPr>
           <w:p>
             <w:r>
-              <w:t>3.10.6-P6</w:t>
+              <w:t>3.10.4-P6</w:t>
             </w:r>
           </w:p>
         </w:tc>
@@ -4591,7 +4591,7 @@
           </w:tcPr>
           <w:p>
             <w:r>
-              <w:t>3.10.6</w:t>
+              <w:t>3.10.4</w:t>
             </w:r>
           </w:p>
         </w:tc>
@@ -4611,7 +4611,7 @@
           </w:tcPr>
           <w:p>
             <w:r>
-              <w:t>Document peroneal nerve function before and after corner surgery.</w:t>
+              <w:t>Confirm tunnel positions on imaging, since the femoral origins are close together.</w:t>
             </w:r>
           </w:p>
         </w:tc>
@@ -4647,7 +4647,7 @@
           </w:tcPr>
           <w:p>
             <w:r>
-              <w:t>3.10.6-P7</w:t>
+              <w:t>3.10.4-P7</w:t>
             </w:r>
           </w:p>
         </w:tc>
@@ -4657,7 +4657,7 @@
           </w:tcPr>
           <w:p>
             <w:r>
-              <w:t>3.10.6</w:t>
+              <w:t>3.10.4</w:t>
             </w:r>
           </w:p>
         </w:tc>
@@ -4677,7 +4677,7 @@
           </w:tcPr>
           <w:p>
             <w:r>
-              <w:t>Expect a chronic corner injury not to improve without surgery.</w:t>
+              <w:t>Correct alignment, since the construct cannot carry a varus limb's load.</w:t>
             </w:r>
           </w:p>
         </w:tc>
@@ -4713,7 +4713,7 @@
           </w:tcPr>
           <w:p>
             <w:r>
-              <w:t>3.10.7-P1</w:t>
+              <w:t>3.10.5-P1</w:t>
             </w:r>
           </w:p>
         </w:tc>
@@ -4723,7 +4723,7 @@
           </w:tcPr>
           <w:p>
             <w:r>
-              <w:t>3.10.7</w:t>
+              <w:t>3.10.5</w:t>
             </w:r>
           </w:p>
         </w:tc>
@@ -4743,7 +4743,7 @@
           </w:tcPr>
           <w:p>
             <w:r>
-              <w:t>Expect interpretation to be harder when both structures are badly injured.</w:t>
+              <w:t>Expect inconsistent demonstration on magnetic resonance imaging.</w:t>
             </w:r>
           </w:p>
         </w:tc>
@@ -4779,7 +4779,7 @@
           </w:tcPr>
           <w:p>
             <w:r>
-              <w:t>3.10.7-P2</w:t>
+              <w:t>3.10.5-P2</w:t>
             </w:r>
           </w:p>
         </w:tc>
@@ -4789,7 +4789,7 @@
           </w:tcPr>
           <w:p>
             <w:r>
-              <w:t>3.10.7</w:t>
+              <w:t>3.10.5</w:t>
             </w:r>
           </w:p>
         </w:tc>
@@ -4809,7 +4809,7 @@
           </w:tcPr>
           <w:p>
             <w:r>
-              <w:t>Treat the dial test as the intraoperative check as well as the clinical one.</w:t>
+              <w:t>Treat this ligament as the component whose reconstruction distinguishes an anatomic corner procedure from a tenodesis, and treat the fibular head as the crowded and fragile part of the operation.</w:t>
             </w:r>
           </w:p>
         </w:tc>
@@ -4845,7 +4845,7 @@
           </w:tcPr>
           <w:p>
             <w:r>
-              <w:t>3.10.7-P3</w:t>
+              <w:t>3.10.5-P3</w:t>
             </w:r>
           </w:p>
         </w:tc>
@@ -4855,7 +4855,7 @@
           </w:tcPr>
           <w:p>
             <w:r>
-              <w:t>3.10.7</w:t>
+              <w:t>3.10.5</w:t>
             </w:r>
           </w:p>
         </w:tc>
@@ -4875,7 +4875,7 @@
           </w:tcPr>
           <w:p>
             <w:r>
-              <w:t>Use it as an intraoperative check rather than as a comparative outcome measure.</w:t>
+              <w:t>Plan fibular fixation around the crowding and the bone quality.</w:t>
             </w:r>
           </w:p>
         </w:tc>
@@ -4911,7 +4911,7 @@
           </w:tcPr>
           <w:p>
             <w:r>
-              <w:t>3.10.8-P1</w:t>
+              <w:t>3.10.6-P1</w:t>
             </w:r>
           </w:p>
         </w:tc>
@@ -4921,7 +4921,7 @@
           </w:tcPr>
           <w:p>
             <w:r>
-              <w:t>3.10.8</w:t>
+              <w:t>3.10.6</w:t>
             </w:r>
           </w:p>
         </w:tc>
@@ -4941,7 +4941,7 @@
           </w:tcPr>
           <w:p>
             <w:r>
-              <w:t>Plan the femoral tunnels to avoid convergence and preserve the bone bridge.</w:t>
+              <w:t>Assess varus, external rotation and posterior laxity together when a corner injury is suspected.</w:t>
             </w:r>
           </w:p>
         </w:tc>
@@ -4977,7 +4977,7 @@
           </w:tcPr>
           <w:p>
             <w:r>
-              <w:t>3.10.8-P2</w:t>
+              <w:t>3.10.6-P2</w:t>
             </w:r>
           </w:p>
         </w:tc>
@@ -4987,7 +4987,7 @@
           </w:tcPr>
           <w:p>
             <w:r>
-              <w:t>3.10.8</w:t>
+              <w:t>3.10.6</w:t>
             </w:r>
           </w:p>
         </w:tc>
@@ -5007,7 +5007,7 @@
           </w:tcPr>
           <w:p>
             <w:r>
-              <w:t>Measure the coronal result radiographically and the rotational one by dial test.</w:t>
+              <w:t>Read a large posterior laxity as suggesting corner involvement.</w:t>
             </w:r>
           </w:p>
         </w:tc>
@@ -5043,7 +5043,7 @@
           </w:tcPr>
           <w:p>
             <w:r>
-              <w:t>3.10.8-P3</w:t>
+              <w:t>3.10.6-P3</w:t>
             </w:r>
           </w:p>
         </w:tc>
@@ -5053,7 +5053,7 @@
           </w:tcPr>
           <w:p>
             <w:r>
-              <w:t>3.10.8</w:t>
+              <w:t>3.10.6</w:t>
             </w:r>
           </w:p>
         </w:tc>
@@ -5063,7 +5063,7 @@
           </w:tcPr>
           <w:p>
             <w:r>
-              <w:t>frcs</w:t>
+              <w:t>mrcs</w:t>
             </w:r>
           </w:p>
         </w:tc>
@@ -5073,7 +5073,7 @@
           </w:tcPr>
           <w:p>
             <w:r>
-              <w:t>Treat the reconstruction as a construct in an environment, where the environment is varus alignment and the cruciates.</w:t>
+              <w:t>Examine under anaesthetic, since the findings are subtle and the imaging inconsistent.</w:t>
             </w:r>
           </w:p>
         </w:tc>
@@ -5109,7 +5109,7 @@
           </w:tcPr>
           <w:p>
             <w:r>
-              <w:t>3.10.8-P4</w:t>
+              <w:t>3.10.6-P4</w:t>
             </w:r>
           </w:p>
         </w:tc>
@@ -5119,7 +5119,7 @@
           </w:tcPr>
           <w:p>
             <w:r>
-              <w:t>3.10.8</w:t>
+              <w:t>3.10.6</w:t>
             </w:r>
           </w:p>
         </w:tc>
@@ -5129,7 +5129,7 @@
           </w:tcPr>
           <w:p>
             <w:r>
-              <w:t>frcs</w:t>
+              <w:t>mrcs</w:t>
             </w:r>
           </w:p>
         </w:tc>
@@ -5139,7 +5139,7 @@
           </w:tcPr>
           <w:p>
             <w:r>
-              <w:t>Document peroneal nerve function before surgery and after.</w:t>
+              <w:t>Expect apportionment within the corner to be less settled than between corner and cruciate.</w:t>
             </w:r>
           </w:p>
         </w:tc>
@@ -5175,7 +5175,7 @@
           </w:tcPr>
           <w:p>
             <w:r>
-              <w:t>3.10.8-P5</w:t>
+              <w:t>3.10.6-P5</w:t>
             </w:r>
           </w:p>
         </w:tc>
@@ -5185,7 +5185,7 @@
           </w:tcPr>
           <w:p>
             <w:r>
-              <w:t>3.10.8</w:t>
+              <w:t>3.10.6</w:t>
             </w:r>
           </w:p>
         </w:tc>
@@ -5205,7 +5205,7 @@
           </w:tcPr>
           <w:p>
             <w:r>
-              <w:t>Check the dial test under anaesthetic before leaving theatre.</w:t>
+              <w:t>Treat the corner as the structure whose assessment belongs in every cruciate operation.</w:t>
             </w:r>
           </w:p>
         </w:tc>
@@ -5241,7 +5241,7 @@
           </w:tcPr>
           <w:p>
             <w:r>
-              <w:t>3.10.8-P6</w:t>
+              <w:t>3.10.6-P6</w:t>
             </w:r>
           </w:p>
         </w:tc>
@@ -5251,7 +5251,7 @@
           </w:tcPr>
           <w:p>
             <w:r>
-              <w:t>3.10.8</w:t>
+              <w:t>3.10.6</w:t>
             </w:r>
           </w:p>
         </w:tc>
@@ -5261,7 +5261,7 @@
           </w:tcPr>
           <w:p>
             <w:r>
-              <w:t>fellowship</w:t>
+              <w:t>frcs</w:t>
             </w:r>
           </w:p>
         </w:tc>
@@ -5271,7 +5271,7 @@
           </w:tcPr>
           <w:p>
             <w:r>
-              <w:t>Plan tunnel trajectories before theatre in a multiligament corner reconstruction.</w:t>
+              <w:t>Assess the corner under anaesthetic in every cruciate reconstruction.</w:t>
             </w:r>
           </w:p>
         </w:tc>
@@ -5307,7 +5307,7 @@
           </w:tcPr>
           <w:p>
             <w:r>
-              <w:t>3.10.8-P7</w:t>
+              <w:t>3.10.6-P7</w:t>
             </w:r>
           </w:p>
         </w:tc>
@@ -5317,7 +5317,7 @@
           </w:tcPr>
           <w:p>
             <w:r>
-              <w:t>3.10.8</w:t>
+              <w:t>3.10.6</w:t>
             </w:r>
           </w:p>
         </w:tc>
@@ -5327,7 +5327,7 @@
           </w:tcPr>
           <w:p>
             <w:r>
-              <w:t>fellowship</w:t>
+              <w:t>frcs</w:t>
             </w:r>
           </w:p>
         </w:tc>
@@ -5337,7 +5337,7 @@
           </w:tcPr>
           <w:p>
             <w:r>
-              <w:t>Consider staging where graft, time or soft tissues will not allow one sitting.</w:t>
+              <w:t>Correct varus alignment where a corner reconstruction would otherwise be loaded.</w:t>
             </w:r>
           </w:p>
         </w:tc>
@@ -5373,7 +5373,1063 @@
           </w:tcPr>
           <w:p>
             <w:r>
+              <w:t>3.10.6-P8</w:t>
+            </w:r>
+          </w:p>
+        </w:tc>
+        <w:tc>
+          <w:tcPr>
+            <w:tcW w:type="dxa" w:w="706"/>
+          </w:tcPr>
+          <w:p>
+            <w:r>
+              <w:t>3.10.6</w:t>
+            </w:r>
+          </w:p>
+        </w:tc>
+        <w:tc>
+          <w:tcPr>
+            <w:tcW w:type="dxa" w:w="988"/>
+          </w:tcPr>
+          <w:p>
+            <w:r>
+              <w:t>frcs</w:t>
+            </w:r>
+          </w:p>
+        </w:tc>
+        <w:tc>
+          <w:tcPr>
+            <w:tcW w:type="dxa" w:w="5927"/>
+          </w:tcPr>
+          <w:p>
+            <w:r>
+              <w:t>Document peroneal nerve function before and after corner surgery.</w:t>
+            </w:r>
+          </w:p>
+        </w:tc>
+        <w:tc>
+          <w:tcPr>
+            <w:tcW w:type="dxa" w:w="1411"/>
+          </w:tcPr>
+          <w:p>
+            <w:r/>
+          </w:p>
+        </w:tc>
+        <w:tc>
+          <w:tcPr>
+            <w:tcW w:type="dxa" w:w="1835"/>
+          </w:tcPr>
+          <w:p>
+            <w:r/>
+          </w:p>
+        </w:tc>
+        <w:tc>
+          <w:tcPr>
+            <w:tcW w:type="dxa" w:w="2258"/>
+          </w:tcPr>
+          <w:p>
+            <w:r/>
+          </w:p>
+        </w:tc>
+      </w:tr>
+      <w:tr>
+        <w:tc>
+          <w:tcPr>
+            <w:tcW w:type="dxa" w:w="988"/>
+          </w:tcPr>
+          <w:p>
+            <w:r>
+              <w:t>3.10.6-P9</w:t>
+            </w:r>
+          </w:p>
+        </w:tc>
+        <w:tc>
+          <w:tcPr>
+            <w:tcW w:type="dxa" w:w="706"/>
+          </w:tcPr>
+          <w:p>
+            <w:r>
+              <w:t>3.10.6</w:t>
+            </w:r>
+          </w:p>
+        </w:tc>
+        <w:tc>
+          <w:tcPr>
+            <w:tcW w:type="dxa" w:w="988"/>
+          </w:tcPr>
+          <w:p>
+            <w:r>
+              <w:t>frcs</w:t>
+            </w:r>
+          </w:p>
+        </w:tc>
+        <w:tc>
+          <w:tcPr>
+            <w:tcW w:type="dxa" w:w="5927"/>
+          </w:tcPr>
+          <w:p>
+            <w:r>
+              <w:t>Expect a chronic corner injury not to improve without surgery.</w:t>
+            </w:r>
+          </w:p>
+        </w:tc>
+        <w:tc>
+          <w:tcPr>
+            <w:tcW w:type="dxa" w:w="1411"/>
+          </w:tcPr>
+          <w:p>
+            <w:r/>
+          </w:p>
+        </w:tc>
+        <w:tc>
+          <w:tcPr>
+            <w:tcW w:type="dxa" w:w="1835"/>
+          </w:tcPr>
+          <w:p>
+            <w:r/>
+          </w:p>
+        </w:tc>
+        <w:tc>
+          <w:tcPr>
+            <w:tcW w:type="dxa" w:w="2258"/>
+          </w:tcPr>
+          <w:p>
+            <w:r/>
+          </w:p>
+        </w:tc>
+      </w:tr>
+      <w:tr>
+        <w:tc>
+          <w:tcPr>
+            <w:tcW w:type="dxa" w:w="988"/>
+          </w:tcPr>
+          <w:p>
+            <w:r>
+              <w:t>3.10.7-P1</w:t>
+            </w:r>
+          </w:p>
+        </w:tc>
+        <w:tc>
+          <w:tcPr>
+            <w:tcW w:type="dxa" w:w="706"/>
+          </w:tcPr>
+          <w:p>
+            <w:r>
+              <w:t>3.10.7</w:t>
+            </w:r>
+          </w:p>
+        </w:tc>
+        <w:tc>
+          <w:tcPr>
+            <w:tcW w:type="dxa" w:w="988"/>
+          </w:tcPr>
+          <w:p>
+            <w:r>
+              <w:t>mrcs</w:t>
+            </w:r>
+          </w:p>
+        </w:tc>
+        <w:tc>
+          <w:tcPr>
+            <w:tcW w:type="dxa" w:w="5927"/>
+          </w:tcPr>
+          <w:p>
+            <w:r>
+              <w:t>Compare with the uninjured side rather than against an absolute figure.</w:t>
+            </w:r>
+          </w:p>
+        </w:tc>
+        <w:tc>
+          <w:tcPr>
+            <w:tcW w:type="dxa" w:w="1411"/>
+          </w:tcPr>
+          <w:p>
+            <w:r/>
+          </w:p>
+        </w:tc>
+        <w:tc>
+          <w:tcPr>
+            <w:tcW w:type="dxa" w:w="1835"/>
+          </w:tcPr>
+          <w:p>
+            <w:r/>
+          </w:p>
+        </w:tc>
+        <w:tc>
+          <w:tcPr>
+            <w:tcW w:type="dxa" w:w="2258"/>
+          </w:tcPr>
+          <w:p>
+            <w:r/>
+          </w:p>
+        </w:tc>
+      </w:tr>
+      <w:tr>
+        <w:tc>
+          <w:tcPr>
+            <w:tcW w:type="dxa" w:w="988"/>
+          </w:tcPr>
+          <w:p>
+            <w:r>
+              <w:t>3.10.7-P2</w:t>
+            </w:r>
+          </w:p>
+        </w:tc>
+        <w:tc>
+          <w:tcPr>
+            <w:tcW w:type="dxa" w:w="706"/>
+          </w:tcPr>
+          <w:p>
+            <w:r>
+              <w:t>3.10.7</w:t>
+            </w:r>
+          </w:p>
+        </w:tc>
+        <w:tc>
+          <w:tcPr>
+            <w:tcW w:type="dxa" w:w="988"/>
+          </w:tcPr>
+          <w:p>
+            <w:r>
+              <w:t>mrcs</w:t>
+            </w:r>
+          </w:p>
+        </w:tc>
+        <w:tc>
+          <w:tcPr>
+            <w:tcW w:type="dxa" w:w="5927"/>
+          </w:tcPr>
+          <w:p>
+            <w:r>
+              <w:t>Repeat under anaesthetic where the finding will change the operation.</w:t>
+            </w:r>
+          </w:p>
+        </w:tc>
+        <w:tc>
+          <w:tcPr>
+            <w:tcW w:type="dxa" w:w="1411"/>
+          </w:tcPr>
+          <w:p>
+            <w:r/>
+          </w:p>
+        </w:tc>
+        <w:tc>
+          <w:tcPr>
+            <w:tcW w:type="dxa" w:w="1835"/>
+          </w:tcPr>
+          <w:p>
+            <w:r/>
+          </w:p>
+        </w:tc>
+        <w:tc>
+          <w:tcPr>
+            <w:tcW w:type="dxa" w:w="2258"/>
+          </w:tcPr>
+          <w:p>
+            <w:r/>
+          </w:p>
+        </w:tc>
+      </w:tr>
+      <w:tr>
+        <w:tc>
+          <w:tcPr>
+            <w:tcW w:type="dxa" w:w="988"/>
+          </w:tcPr>
+          <w:p>
+            <w:r>
+              <w:t>3.10.7-P3</w:t>
+            </w:r>
+          </w:p>
+        </w:tc>
+        <w:tc>
+          <w:tcPr>
+            <w:tcW w:type="dxa" w:w="706"/>
+          </w:tcPr>
+          <w:p>
+            <w:r>
+              <w:t>3.10.7</w:t>
+            </w:r>
+          </w:p>
+        </w:tc>
+        <w:tc>
+          <w:tcPr>
+            <w:tcW w:type="dxa" w:w="988"/>
+          </w:tcPr>
+          <w:p>
+            <w:r>
+              <w:t>mrcs</w:t>
+            </w:r>
+          </w:p>
+        </w:tc>
+        <w:tc>
+          <w:tcPr>
+            <w:tcW w:type="dxa" w:w="5927"/>
+          </w:tcPr>
+          <w:p>
+            <w:r>
+              <w:t>Expect interpretation to be harder when both structures are badly injured.</w:t>
+            </w:r>
+          </w:p>
+        </w:tc>
+        <w:tc>
+          <w:tcPr>
+            <w:tcW w:type="dxa" w:w="1411"/>
+          </w:tcPr>
+          <w:p>
+            <w:r/>
+          </w:p>
+        </w:tc>
+        <w:tc>
+          <w:tcPr>
+            <w:tcW w:type="dxa" w:w="1835"/>
+          </w:tcPr>
+          <w:p>
+            <w:r/>
+          </w:p>
+        </w:tc>
+        <w:tc>
+          <w:tcPr>
+            <w:tcW w:type="dxa" w:w="2258"/>
+          </w:tcPr>
+          <w:p>
+            <w:r/>
+          </w:p>
+        </w:tc>
+      </w:tr>
+      <w:tr>
+        <w:tc>
+          <w:tcPr>
+            <w:tcW w:type="dxa" w:w="988"/>
+          </w:tcPr>
+          <w:p>
+            <w:r>
+              <w:t>3.10.7-P4</w:t>
+            </w:r>
+          </w:p>
+        </w:tc>
+        <w:tc>
+          <w:tcPr>
+            <w:tcW w:type="dxa" w:w="706"/>
+          </w:tcPr>
+          <w:p>
+            <w:r>
+              <w:t>3.10.7</w:t>
+            </w:r>
+          </w:p>
+        </w:tc>
+        <w:tc>
+          <w:tcPr>
+            <w:tcW w:type="dxa" w:w="988"/>
+          </w:tcPr>
+          <w:p>
+            <w:r>
+              <w:t>frcs</w:t>
+            </w:r>
+          </w:p>
+        </w:tc>
+        <w:tc>
+          <w:tcPr>
+            <w:tcW w:type="dxa" w:w="5927"/>
+          </w:tcPr>
+          <w:p>
+            <w:r>
+              <w:t>Treat the dial test as the intraoperative check as well as the clinical one.</w:t>
+            </w:r>
+          </w:p>
+        </w:tc>
+        <w:tc>
+          <w:tcPr>
+            <w:tcW w:type="dxa" w:w="1411"/>
+          </w:tcPr>
+          <w:p>
+            <w:r/>
+          </w:p>
+        </w:tc>
+        <w:tc>
+          <w:tcPr>
+            <w:tcW w:type="dxa" w:w="1835"/>
+          </w:tcPr>
+          <w:p>
+            <w:r/>
+          </w:p>
+        </w:tc>
+        <w:tc>
+          <w:tcPr>
+            <w:tcW w:type="dxa" w:w="2258"/>
+          </w:tcPr>
+          <w:p>
+            <w:r/>
+          </w:p>
+        </w:tc>
+      </w:tr>
+      <w:tr>
+        <w:tc>
+          <w:tcPr>
+            <w:tcW w:type="dxa" w:w="988"/>
+          </w:tcPr>
+          <w:p>
+            <w:r>
+              <w:t>3.10.7-P5</w:t>
+            </w:r>
+          </w:p>
+        </w:tc>
+        <w:tc>
+          <w:tcPr>
+            <w:tcW w:type="dxa" w:w="706"/>
+          </w:tcPr>
+          <w:p>
+            <w:r>
+              <w:t>3.10.7</w:t>
+            </w:r>
+          </w:p>
+        </w:tc>
+        <w:tc>
+          <w:tcPr>
+            <w:tcW w:type="dxa" w:w="988"/>
+          </w:tcPr>
+          <w:p>
+            <w:r>
+              <w:t>frcs</w:t>
+            </w:r>
+          </w:p>
+        </w:tc>
+        <w:tc>
+          <w:tcPr>
+            <w:tcW w:type="dxa" w:w="5927"/>
+          </w:tcPr>
+          <w:p>
+            <w:r>
+              <w:t>Use it as an intraoperative check rather than as a comparative outcome measure.</w:t>
+            </w:r>
+          </w:p>
+        </w:tc>
+        <w:tc>
+          <w:tcPr>
+            <w:tcW w:type="dxa" w:w="1411"/>
+          </w:tcPr>
+          <w:p>
+            <w:r/>
+          </w:p>
+        </w:tc>
+        <w:tc>
+          <w:tcPr>
+            <w:tcW w:type="dxa" w:w="1835"/>
+          </w:tcPr>
+          <w:p>
+            <w:r/>
+          </w:p>
+        </w:tc>
+        <w:tc>
+          <w:tcPr>
+            <w:tcW w:type="dxa" w:w="2258"/>
+          </w:tcPr>
+          <w:p>
+            <w:r/>
+          </w:p>
+        </w:tc>
+      </w:tr>
+      <w:tr>
+        <w:tc>
+          <w:tcPr>
+            <w:tcW w:type="dxa" w:w="988"/>
+          </w:tcPr>
+          <w:p>
+            <w:r>
+              <w:t>3.10.8-P1</w:t>
+            </w:r>
+          </w:p>
+        </w:tc>
+        <w:tc>
+          <w:tcPr>
+            <w:tcW w:type="dxa" w:w="706"/>
+          </w:tcPr>
+          <w:p>
+            <w:r>
+              <w:t>3.10.8</w:t>
+            </w:r>
+          </w:p>
+        </w:tc>
+        <w:tc>
+          <w:tcPr>
+            <w:tcW w:type="dxa" w:w="988"/>
+          </w:tcPr>
+          <w:p>
+            <w:r>
+              <w:t>mrcs</w:t>
+            </w:r>
+          </w:p>
+        </w:tc>
+        <w:tc>
+          <w:tcPr>
+            <w:tcW w:type="dxa" w:w="5927"/>
+          </w:tcPr>
+          <w:p>
+            <w:r>
+              <w:t>Plan the femoral tunnels to avoid convergence and preserve the bone bridge.</w:t>
+            </w:r>
+          </w:p>
+        </w:tc>
+        <w:tc>
+          <w:tcPr>
+            <w:tcW w:type="dxa" w:w="1411"/>
+          </w:tcPr>
+          <w:p>
+            <w:r/>
+          </w:p>
+        </w:tc>
+        <w:tc>
+          <w:tcPr>
+            <w:tcW w:type="dxa" w:w="1835"/>
+          </w:tcPr>
+          <w:p>
+            <w:r/>
+          </w:p>
+        </w:tc>
+        <w:tc>
+          <w:tcPr>
+            <w:tcW w:type="dxa" w:w="2258"/>
+          </w:tcPr>
+          <w:p>
+            <w:r/>
+          </w:p>
+        </w:tc>
+      </w:tr>
+      <w:tr>
+        <w:tc>
+          <w:tcPr>
+            <w:tcW w:type="dxa" w:w="988"/>
+          </w:tcPr>
+          <w:p>
+            <w:r>
+              <w:t>3.10.8-P2</w:t>
+            </w:r>
+          </w:p>
+        </w:tc>
+        <w:tc>
+          <w:tcPr>
+            <w:tcW w:type="dxa" w:w="706"/>
+          </w:tcPr>
+          <w:p>
+            <w:r>
+              <w:t>3.10.8</w:t>
+            </w:r>
+          </w:p>
+        </w:tc>
+        <w:tc>
+          <w:tcPr>
+            <w:tcW w:type="dxa" w:w="988"/>
+          </w:tcPr>
+          <w:p>
+            <w:r>
+              <w:t>mrcs</w:t>
+            </w:r>
+          </w:p>
+        </w:tc>
+        <w:tc>
+          <w:tcPr>
+            <w:tcW w:type="dxa" w:w="5927"/>
+          </w:tcPr>
+          <w:p>
+            <w:r>
+              <w:t>Measure the coronal result radiographically and the rotational one by dial test.</w:t>
+            </w:r>
+          </w:p>
+        </w:tc>
+        <w:tc>
+          <w:tcPr>
+            <w:tcW w:type="dxa" w:w="1411"/>
+          </w:tcPr>
+          <w:p>
+            <w:r/>
+          </w:p>
+        </w:tc>
+        <w:tc>
+          <w:tcPr>
+            <w:tcW w:type="dxa" w:w="1835"/>
+          </w:tcPr>
+          <w:p>
+            <w:r/>
+          </w:p>
+        </w:tc>
+        <w:tc>
+          <w:tcPr>
+            <w:tcW w:type="dxa" w:w="2258"/>
+          </w:tcPr>
+          <w:p>
+            <w:r/>
+          </w:p>
+        </w:tc>
+      </w:tr>
+      <w:tr>
+        <w:tc>
+          <w:tcPr>
+            <w:tcW w:type="dxa" w:w="988"/>
+          </w:tcPr>
+          <w:p>
+            <w:r>
+              <w:t>3.10.8-P3</w:t>
+            </w:r>
+          </w:p>
+        </w:tc>
+        <w:tc>
+          <w:tcPr>
+            <w:tcW w:type="dxa" w:w="706"/>
+          </w:tcPr>
+          <w:p>
+            <w:r>
+              <w:t>3.10.8</w:t>
+            </w:r>
+          </w:p>
+        </w:tc>
+        <w:tc>
+          <w:tcPr>
+            <w:tcW w:type="dxa" w:w="988"/>
+          </w:tcPr>
+          <w:p>
+            <w:r>
+              <w:t>frcs</w:t>
+            </w:r>
+          </w:p>
+        </w:tc>
+        <w:tc>
+          <w:tcPr>
+            <w:tcW w:type="dxa" w:w="5927"/>
+          </w:tcPr>
+          <w:p>
+            <w:r>
+              <w:t>Treat the reconstruction as a construct in an environment, where the environment is varus alignment and the cruciates.</w:t>
+            </w:r>
+          </w:p>
+        </w:tc>
+        <w:tc>
+          <w:tcPr>
+            <w:tcW w:type="dxa" w:w="1411"/>
+          </w:tcPr>
+          <w:p>
+            <w:r/>
+          </w:p>
+        </w:tc>
+        <w:tc>
+          <w:tcPr>
+            <w:tcW w:type="dxa" w:w="1835"/>
+          </w:tcPr>
+          <w:p>
+            <w:r/>
+          </w:p>
+        </w:tc>
+        <w:tc>
+          <w:tcPr>
+            <w:tcW w:type="dxa" w:w="2258"/>
+          </w:tcPr>
+          <w:p>
+            <w:r/>
+          </w:p>
+        </w:tc>
+      </w:tr>
+      <w:tr>
+        <w:tc>
+          <w:tcPr>
+            <w:tcW w:type="dxa" w:w="988"/>
+          </w:tcPr>
+          <w:p>
+            <w:r>
+              <w:t>3.10.8-P4</w:t>
+            </w:r>
+          </w:p>
+        </w:tc>
+        <w:tc>
+          <w:tcPr>
+            <w:tcW w:type="dxa" w:w="706"/>
+          </w:tcPr>
+          <w:p>
+            <w:r>
+              <w:t>3.10.8</w:t>
+            </w:r>
+          </w:p>
+        </w:tc>
+        <w:tc>
+          <w:tcPr>
+            <w:tcW w:type="dxa" w:w="988"/>
+          </w:tcPr>
+          <w:p>
+            <w:r>
+              <w:t>frcs</w:t>
+            </w:r>
+          </w:p>
+        </w:tc>
+        <w:tc>
+          <w:tcPr>
+            <w:tcW w:type="dxa" w:w="5927"/>
+          </w:tcPr>
+          <w:p>
+            <w:r>
+              <w:t>Correct varus alignment before or with a chronic corner reconstruction.</w:t>
+            </w:r>
+          </w:p>
+        </w:tc>
+        <w:tc>
+          <w:tcPr>
+            <w:tcW w:type="dxa" w:w="1411"/>
+          </w:tcPr>
+          <w:p>
+            <w:r/>
+          </w:p>
+        </w:tc>
+        <w:tc>
+          <w:tcPr>
+            <w:tcW w:type="dxa" w:w="1835"/>
+          </w:tcPr>
+          <w:p>
+            <w:r/>
+          </w:p>
+        </w:tc>
+        <w:tc>
+          <w:tcPr>
+            <w:tcW w:type="dxa" w:w="2258"/>
+          </w:tcPr>
+          <w:p>
+            <w:r/>
+          </w:p>
+        </w:tc>
+      </w:tr>
+      <w:tr>
+        <w:tc>
+          <w:tcPr>
+            <w:tcW w:type="dxa" w:w="988"/>
+          </w:tcPr>
+          <w:p>
+            <w:r>
+              <w:t>3.10.8-P5</w:t>
+            </w:r>
+          </w:p>
+        </w:tc>
+        <w:tc>
+          <w:tcPr>
+            <w:tcW w:type="dxa" w:w="706"/>
+          </w:tcPr>
+          <w:p>
+            <w:r>
+              <w:t>3.10.8</w:t>
+            </w:r>
+          </w:p>
+        </w:tc>
+        <w:tc>
+          <w:tcPr>
+            <w:tcW w:type="dxa" w:w="988"/>
+          </w:tcPr>
+          <w:p>
+            <w:r>
+              <w:t>frcs</w:t>
+            </w:r>
+          </w:p>
+        </w:tc>
+        <w:tc>
+          <w:tcPr>
+            <w:tcW w:type="dxa" w:w="5927"/>
+          </w:tcPr>
+          <w:p>
+            <w:r>
+              <w:t>Document peroneal nerve function before surgery and after.</w:t>
+            </w:r>
+          </w:p>
+        </w:tc>
+        <w:tc>
+          <w:tcPr>
+            <w:tcW w:type="dxa" w:w="1411"/>
+          </w:tcPr>
+          <w:p>
+            <w:r/>
+          </w:p>
+        </w:tc>
+        <w:tc>
+          <w:tcPr>
+            <w:tcW w:type="dxa" w:w="1835"/>
+          </w:tcPr>
+          <w:p>
+            <w:r/>
+          </w:p>
+        </w:tc>
+        <w:tc>
+          <w:tcPr>
+            <w:tcW w:type="dxa" w:w="2258"/>
+          </w:tcPr>
+          <w:p>
+            <w:r/>
+          </w:p>
+        </w:tc>
+      </w:tr>
+      <w:tr>
+        <w:tc>
+          <w:tcPr>
+            <w:tcW w:type="dxa" w:w="988"/>
+          </w:tcPr>
+          <w:p>
+            <w:r>
+              <w:t>3.10.8-P6</w:t>
+            </w:r>
+          </w:p>
+        </w:tc>
+        <w:tc>
+          <w:tcPr>
+            <w:tcW w:type="dxa" w:w="706"/>
+          </w:tcPr>
+          <w:p>
+            <w:r>
+              <w:t>3.10.8</w:t>
+            </w:r>
+          </w:p>
+        </w:tc>
+        <w:tc>
+          <w:tcPr>
+            <w:tcW w:type="dxa" w:w="988"/>
+          </w:tcPr>
+          <w:p>
+            <w:r>
+              <w:t>frcs</w:t>
+            </w:r>
+          </w:p>
+        </w:tc>
+        <w:tc>
+          <w:tcPr>
+            <w:tcW w:type="dxa" w:w="5927"/>
+          </w:tcPr>
+          <w:p>
+            <w:r>
+              <w:t>Check the dial test under anaesthetic before leaving theatre.</w:t>
+            </w:r>
+          </w:p>
+        </w:tc>
+        <w:tc>
+          <w:tcPr>
+            <w:tcW w:type="dxa" w:w="1411"/>
+          </w:tcPr>
+          <w:p>
+            <w:r/>
+          </w:p>
+        </w:tc>
+        <w:tc>
+          <w:tcPr>
+            <w:tcW w:type="dxa" w:w="1835"/>
+          </w:tcPr>
+          <w:p>
+            <w:r/>
+          </w:p>
+        </w:tc>
+        <w:tc>
+          <w:tcPr>
+            <w:tcW w:type="dxa" w:w="2258"/>
+          </w:tcPr>
+          <w:p>
+            <w:r/>
+          </w:p>
+        </w:tc>
+      </w:tr>
+      <w:tr>
+        <w:tc>
+          <w:tcPr>
+            <w:tcW w:type="dxa" w:w="988"/>
+          </w:tcPr>
+          <w:p>
+            <w:r>
+              <w:t>3.10.8-P7</w:t>
+            </w:r>
+          </w:p>
+        </w:tc>
+        <w:tc>
+          <w:tcPr>
+            <w:tcW w:type="dxa" w:w="706"/>
+          </w:tcPr>
+          <w:p>
+            <w:r>
+              <w:t>3.10.8</w:t>
+            </w:r>
+          </w:p>
+        </w:tc>
+        <w:tc>
+          <w:tcPr>
+            <w:tcW w:type="dxa" w:w="988"/>
+          </w:tcPr>
+          <w:p>
+            <w:r>
+              <w:t>fellowship</w:t>
+            </w:r>
+          </w:p>
+        </w:tc>
+        <w:tc>
+          <w:tcPr>
+            <w:tcW w:type="dxa" w:w="5927"/>
+          </w:tcPr>
+          <w:p>
+            <w:r>
+              <w:t>Plan tunnel trajectories before theatre in a multiligament corner reconstruction.</w:t>
+            </w:r>
+          </w:p>
+        </w:tc>
+        <w:tc>
+          <w:tcPr>
+            <w:tcW w:type="dxa" w:w="1411"/>
+          </w:tcPr>
+          <w:p>
+            <w:r/>
+          </w:p>
+        </w:tc>
+        <w:tc>
+          <w:tcPr>
+            <w:tcW w:type="dxa" w:w="1835"/>
+          </w:tcPr>
+          <w:p>
+            <w:r/>
+          </w:p>
+        </w:tc>
+        <w:tc>
+          <w:tcPr>
+            <w:tcW w:type="dxa" w:w="2258"/>
+          </w:tcPr>
+          <w:p>
+            <w:r/>
+          </w:p>
+        </w:tc>
+      </w:tr>
+      <w:tr>
+        <w:tc>
+          <w:tcPr>
+            <w:tcW w:type="dxa" w:w="988"/>
+          </w:tcPr>
+          <w:p>
+            <w:r>
               <w:t>3.10.8-P8</w:t>
+            </w:r>
+          </w:p>
+        </w:tc>
+        <w:tc>
+          <w:tcPr>
+            <w:tcW w:type="dxa" w:w="706"/>
+          </w:tcPr>
+          <w:p>
+            <w:r>
+              <w:t>3.10.8</w:t>
+            </w:r>
+          </w:p>
+        </w:tc>
+        <w:tc>
+          <w:tcPr>
+            <w:tcW w:type="dxa" w:w="988"/>
+          </w:tcPr>
+          <w:p>
+            <w:r>
+              <w:t>fellowship</w:t>
+            </w:r>
+          </w:p>
+        </w:tc>
+        <w:tc>
+          <w:tcPr>
+            <w:tcW w:type="dxa" w:w="5927"/>
+          </w:tcPr>
+          <w:p>
+            <w:r>
+              <w:t>Correct the deformity that is driving the failure first.</w:t>
+            </w:r>
+          </w:p>
+        </w:tc>
+        <w:tc>
+          <w:tcPr>
+            <w:tcW w:type="dxa" w:w="1411"/>
+          </w:tcPr>
+          <w:p>
+            <w:r/>
+          </w:p>
+        </w:tc>
+        <w:tc>
+          <w:tcPr>
+            <w:tcW w:type="dxa" w:w="1835"/>
+          </w:tcPr>
+          <w:p>
+            <w:r/>
+          </w:p>
+        </w:tc>
+        <w:tc>
+          <w:tcPr>
+            <w:tcW w:type="dxa" w:w="2258"/>
+          </w:tcPr>
+          <w:p>
+            <w:r/>
+          </w:p>
+        </w:tc>
+      </w:tr>
+      <w:tr>
+        <w:tc>
+          <w:tcPr>
+            <w:tcW w:type="dxa" w:w="988"/>
+          </w:tcPr>
+          <w:p>
+            <w:r>
+              <w:t>3.10.8-P9</w:t>
+            </w:r>
+          </w:p>
+        </w:tc>
+        <w:tc>
+          <w:tcPr>
+            <w:tcW w:type="dxa" w:w="706"/>
+          </w:tcPr>
+          <w:p>
+            <w:r>
+              <w:t>3.10.8</w:t>
+            </w:r>
+          </w:p>
+        </w:tc>
+        <w:tc>
+          <w:tcPr>
+            <w:tcW w:type="dxa" w:w="988"/>
+          </w:tcPr>
+          <w:p>
+            <w:r>
+              <w:t>fellowship</w:t>
+            </w:r>
+          </w:p>
+        </w:tc>
+        <w:tc>
+          <w:tcPr>
+            <w:tcW w:type="dxa" w:w="5927"/>
+          </w:tcPr>
+          <w:p>
+            <w:r>
+              <w:t>Consider staging where graft, time or soft tissues will not allow one sitting.</w:t>
+            </w:r>
+          </w:p>
+        </w:tc>
+        <w:tc>
+          <w:tcPr>
+            <w:tcW w:type="dxa" w:w="1411"/>
+          </w:tcPr>
+          <w:p>
+            <w:r/>
+          </w:p>
+        </w:tc>
+        <w:tc>
+          <w:tcPr>
+            <w:tcW w:type="dxa" w:w="1835"/>
+          </w:tcPr>
+          <w:p>
+            <w:r/>
+          </w:p>
+        </w:tc>
+        <w:tc>
+          <w:tcPr>
+            <w:tcW w:type="dxa" w:w="2258"/>
+          </w:tcPr>
+          <w:p>
+            <w:r/>
+          </w:p>
+        </w:tc>
+      </w:tr>
+      <w:tr>
+        <w:tc>
+          <w:tcPr>
+            <w:tcW w:type="dxa" w:w="988"/>
+          </w:tcPr>
+          <w:p>
+            <w:r>
+              <w:t>3.10.8-P10</w:t>
             </w:r>
           </w:p>
         </w:tc>

--- a/docs/review/packs/chapter-3.10.docx
+++ b/docs/review/packs/chapter-3.10.docx
@@ -285,7 +285,7 @@
           </w:tcPr>
           <w:p>
             <w:r>
-              <w:t>59</w:t>
+              <w:t>61</w:t>
             </w:r>
           </w:p>
         </w:tc>
@@ -5835,7 +5835,7 @@
           </w:tcPr>
           <w:p>
             <w:r>
-              <w:t>3.10.8-P1</w:t>
+              <w:t>3.10.7-P6</w:t>
             </w:r>
           </w:p>
         </w:tc>
@@ -5845,7 +5845,7 @@
           </w:tcPr>
           <w:p>
             <w:r>
-              <w:t>3.10.8</w:t>
+              <w:t>3.10.7</w:t>
             </w:r>
           </w:p>
         </w:tc>
@@ -5855,7 +5855,7 @@
           </w:tcPr>
           <w:p>
             <w:r>
-              <w:t>mrcs</w:t>
+              <w:t>frcs</w:t>
             </w:r>
           </w:p>
         </w:tc>
@@ -5865,7 +5865,7 @@
           </w:tcPr>
           <w:p>
             <w:r>
-              <w:t>Plan the femoral tunnels to avoid convergence and preserve the bone bridge.</w:t>
+              <w:t>Record both angles and the side to side difference.</w:t>
             </w:r>
           </w:p>
         </w:tc>
@@ -5901,7 +5901,7 @@
           </w:tcPr>
           <w:p>
             <w:r>
-              <w:t>3.10.8-P2</w:t>
+              <w:t>3.10.8-P1</w:t>
             </w:r>
           </w:p>
         </w:tc>
@@ -5931,7 +5931,7 @@
           </w:tcPr>
           <w:p>
             <w:r>
-              <w:t>Measure the coronal result radiographically and the rotational one by dial test.</w:t>
+              <w:t>Plan the femoral tunnels to avoid convergence and preserve the bone bridge.</w:t>
             </w:r>
           </w:p>
         </w:tc>
@@ -5967,7 +5967,7 @@
           </w:tcPr>
           <w:p>
             <w:r>
-              <w:t>3.10.8-P3</w:t>
+              <w:t>3.10.8-P2</w:t>
             </w:r>
           </w:p>
         </w:tc>
@@ -5987,7 +5987,7 @@
           </w:tcPr>
           <w:p>
             <w:r>
-              <w:t>frcs</w:t>
+              <w:t>mrcs</w:t>
             </w:r>
           </w:p>
         </w:tc>
@@ -5997,7 +5997,7 @@
           </w:tcPr>
           <w:p>
             <w:r>
-              <w:t>Treat the reconstruction as a construct in an environment, where the environment is varus alignment and the cruciates.</w:t>
+              <w:t>Measure the coronal result radiographically and the rotational one by dial test.</w:t>
             </w:r>
           </w:p>
         </w:tc>
@@ -6033,7 +6033,7 @@
           </w:tcPr>
           <w:p>
             <w:r>
-              <w:t>3.10.8-P4</w:t>
+              <w:t>3.10.8-P3</w:t>
             </w:r>
           </w:p>
         </w:tc>
@@ -6063,7 +6063,7 @@
           </w:tcPr>
           <w:p>
             <w:r>
-              <w:t>Correct varus alignment before or with a chronic corner reconstruction.</w:t>
+              <w:t>Treat the reconstruction as a construct in an environment, where the environment is varus alignment and the cruciates.</w:t>
             </w:r>
           </w:p>
         </w:tc>
@@ -6099,7 +6099,7 @@
           </w:tcPr>
           <w:p>
             <w:r>
-              <w:t>3.10.8-P5</w:t>
+              <w:t>3.10.8-P4</w:t>
             </w:r>
           </w:p>
         </w:tc>
@@ -6129,7 +6129,7 @@
           </w:tcPr>
           <w:p>
             <w:r>
-              <w:t>Document peroneal nerve function before surgery and after.</w:t>
+              <w:t>Correct varus alignment before or with a chronic corner reconstruction.</w:t>
             </w:r>
           </w:p>
         </w:tc>
@@ -6165,7 +6165,7 @@
           </w:tcPr>
           <w:p>
             <w:r>
-              <w:t>3.10.8-P6</w:t>
+              <w:t>3.10.8-P5</w:t>
             </w:r>
           </w:p>
         </w:tc>
@@ -6195,7 +6195,7 @@
           </w:tcPr>
           <w:p>
             <w:r>
-              <w:t>Check the dial test under anaesthetic before leaving theatre.</w:t>
+              <w:t>Document peroneal nerve function before surgery and after.</w:t>
             </w:r>
           </w:p>
         </w:tc>
@@ -6231,7 +6231,7 @@
           </w:tcPr>
           <w:p>
             <w:r>
-              <w:t>3.10.8-P7</w:t>
+              <w:t>3.10.8-P6</w:t>
             </w:r>
           </w:p>
         </w:tc>
@@ -6251,7 +6251,7 @@
           </w:tcPr>
           <w:p>
             <w:r>
-              <w:t>fellowship</w:t>
+              <w:t>frcs</w:t>
             </w:r>
           </w:p>
         </w:tc>
@@ -6261,7 +6261,7 @@
           </w:tcPr>
           <w:p>
             <w:r>
-              <w:t>Plan tunnel trajectories before theatre in a multiligament corner reconstruction.</w:t>
+              <w:t>Check the dial test under anaesthetic before leaving theatre.</w:t>
             </w:r>
           </w:p>
         </w:tc>
@@ -6297,7 +6297,7 @@
           </w:tcPr>
           <w:p>
             <w:r>
-              <w:t>3.10.8-P8</w:t>
+              <w:t>3.10.8-P7</w:t>
             </w:r>
           </w:p>
         </w:tc>
@@ -6327,7 +6327,7 @@
           </w:tcPr>
           <w:p>
             <w:r>
-              <w:t>Correct the deformity that is driving the failure first.</w:t>
+              <w:t>Plan tunnel trajectories before theatre in a multiligament corner reconstruction.</w:t>
             </w:r>
           </w:p>
         </w:tc>
@@ -6363,7 +6363,7 @@
           </w:tcPr>
           <w:p>
             <w:r>
-              <w:t>3.10.8-P9</w:t>
+              <w:t>3.10.8-P8</w:t>
             </w:r>
           </w:p>
         </w:tc>
@@ -6393,7 +6393,7 @@
           </w:tcPr>
           <w:p>
             <w:r>
-              <w:t>Consider staging where graft, time or soft tissues will not allow one sitting.</w:t>
+              <w:t>Correct the deformity that is driving the failure first.</w:t>
             </w:r>
           </w:p>
         </w:tc>
@@ -6429,7 +6429,7 @@
           </w:tcPr>
           <w:p>
             <w:r>
-              <w:t>3.10.8-P10</w:t>
+              <w:t>3.10.8-P9</w:t>
             </w:r>
           </w:p>
         </w:tc>
@@ -6459,7 +6459,7 @@
           </w:tcPr>
           <w:p>
             <w:r>
-              <w:t>Consider an inlay for the posterior cruciate to free tibial tunnel space.</w:t>
+              <w:t>Consider staging where graft, time or soft tissues will not allow one sitting.</w:t>
             </w:r>
           </w:p>
         </w:tc>
@@ -6495,7 +6495,7 @@
           </w:tcPr>
           <w:p>
             <w:r>
-              <w:t>3.10.9-P1</w:t>
+              <w:t>3.10.8-P10</w:t>
             </w:r>
           </w:p>
         </w:tc>
@@ -6505,7 +6505,7 @@
           </w:tcPr>
           <w:p>
             <w:r>
-              <w:t>3.10.9</w:t>
+              <w:t>3.10.8</w:t>
             </w:r>
           </w:p>
         </w:tc>
@@ -6515,7 +6515,7 @@
           </w:tcPr>
           <w:p>
             <w:r>
-              <w:t>mrcs</w:t>
+              <w:t>fellowship</w:t>
             </w:r>
           </w:p>
         </w:tc>
@@ -6525,7 +6525,7 @@
           </w:tcPr>
           <w:p>
             <w:r>
-              <w:t>Measure alignment, since varus loads both.</w:t>
+              <w:t>Consider an inlay for the posterior cruciate to free tibial tunnel space.</w:t>
             </w:r>
           </w:p>
         </w:tc>
@@ -6561,7 +6561,7 @@
           </w:tcPr>
           <w:p>
             <w:r>
-              <w:t>3.10.9-P2</w:t>
+              <w:t>3.10.9-P1</w:t>
             </w:r>
           </w:p>
         </w:tc>
@@ -6581,7 +6581,7 @@
           </w:tcPr>
           <w:p>
             <w:r>
-              <w:t>frcs</w:t>
+              <w:t>mrcs</w:t>
             </w:r>
           </w:p>
         </w:tc>
@@ -6591,7 +6591,7 @@
           </w:tcPr>
           <w:p>
             <w:r>
-              <w:t>Treat this as the combination where the environment, the structures and the alignment all have to be addressed, and where a single sitting may not be possible.</w:t>
+              <w:t>Measure alignment, since varus loads both.</w:t>
             </w:r>
           </w:p>
         </w:tc>
@@ -6627,7 +6627,7 @@
           </w:tcPr>
           <w:p>
             <w:r>
-              <w:t>3.10.9-P3</w:t>
+              <w:t>3.10.9-P2</w:t>
             </w:r>
           </w:p>
         </w:tc>
@@ -6657,7 +6657,7 @@
           </w:tcPr>
           <w:p>
             <w:r>
-              <w:t>Plan tunnels to avoid convergence, considering an inlay for the cruciate.</w:t>
+              <w:t>Treat this as the combination where the environment, the structures and the alignment all have to be addressed, and where a single sitting may not be possible.</w:t>
             </w:r>
           </w:p>
         </w:tc>
@@ -6693,6 +6693,72 @@
           </w:tcPr>
           <w:p>
             <w:r>
+              <w:t>3.10.9-P3</w:t>
+            </w:r>
+          </w:p>
+        </w:tc>
+        <w:tc>
+          <w:tcPr>
+            <w:tcW w:type="dxa" w:w="706"/>
+          </w:tcPr>
+          <w:p>
+            <w:r>
+              <w:t>3.10.9</w:t>
+            </w:r>
+          </w:p>
+        </w:tc>
+        <w:tc>
+          <w:tcPr>
+            <w:tcW w:type="dxa" w:w="988"/>
+          </w:tcPr>
+          <w:p>
+            <w:r>
+              <w:t>frcs</w:t>
+            </w:r>
+          </w:p>
+        </w:tc>
+        <w:tc>
+          <w:tcPr>
+            <w:tcW w:type="dxa" w:w="5927"/>
+          </w:tcPr>
+          <w:p>
+            <w:r>
+              <w:t>Plan tunnels to avoid convergence, considering an inlay for the cruciate.</w:t>
+            </w:r>
+          </w:p>
+        </w:tc>
+        <w:tc>
+          <w:tcPr>
+            <w:tcW w:type="dxa" w:w="1411"/>
+          </w:tcPr>
+          <w:p>
+            <w:r/>
+          </w:p>
+        </w:tc>
+        <w:tc>
+          <w:tcPr>
+            <w:tcW w:type="dxa" w:w="1835"/>
+          </w:tcPr>
+          <w:p>
+            <w:r/>
+          </w:p>
+        </w:tc>
+        <w:tc>
+          <w:tcPr>
+            <w:tcW w:type="dxa" w:w="2258"/>
+          </w:tcPr>
+          <w:p>
+            <w:r/>
+          </w:p>
+        </w:tc>
+      </w:tr>
+      <w:tr>
+        <w:tc>
+          <w:tcPr>
+            <w:tcW w:type="dxa" w:w="988"/>
+          </w:tcPr>
+          <w:p>
+            <w:r>
               <w:t>3.10.9-P4</w:t>
             </w:r>
           </w:p>
@@ -6724,6 +6790,72 @@
           <w:p>
             <w:r>
               <w:t>Measure both components before and after, by their own methods.</w:t>
+            </w:r>
+          </w:p>
+        </w:tc>
+        <w:tc>
+          <w:tcPr>
+            <w:tcW w:type="dxa" w:w="1411"/>
+          </w:tcPr>
+          <w:p>
+            <w:r/>
+          </w:p>
+        </w:tc>
+        <w:tc>
+          <w:tcPr>
+            <w:tcW w:type="dxa" w:w="1835"/>
+          </w:tcPr>
+          <w:p>
+            <w:r/>
+          </w:p>
+        </w:tc>
+        <w:tc>
+          <w:tcPr>
+            <w:tcW w:type="dxa" w:w="2258"/>
+          </w:tcPr>
+          <w:p>
+            <w:r/>
+          </w:p>
+        </w:tc>
+      </w:tr>
+      <w:tr>
+        <w:tc>
+          <w:tcPr>
+            <w:tcW w:type="dxa" w:w="988"/>
+          </w:tcPr>
+          <w:p>
+            <w:r>
+              <w:t>3.10.9-P5</w:t>
+            </w:r>
+          </w:p>
+        </w:tc>
+        <w:tc>
+          <w:tcPr>
+            <w:tcW w:type="dxa" w:w="706"/>
+          </w:tcPr>
+          <w:p>
+            <w:r>
+              <w:t>3.10.9</w:t>
+            </w:r>
+          </w:p>
+        </w:tc>
+        <w:tc>
+          <w:tcPr>
+            <w:tcW w:type="dxa" w:w="988"/>
+          </w:tcPr>
+          <w:p>
+            <w:r>
+              <w:t>frcs</w:t>
+            </w:r>
+          </w:p>
+        </w:tc>
+        <w:tc>
+          <w:tcPr>
+            <w:tcW w:type="dxa" w:w="5927"/>
+          </w:tcPr>
+          <w:p>
+            <w:r>
+              <w:t>Counsel that outcomes in this combination are worse than in isolated injury.</w:t>
             </w:r>
           </w:p>
         </w:tc>
